--- a/0-all/1-2025-2026/2-second-semester/3-G-3/0-semestar-plan/G3 - 2ST SEMESTER PLAN.docx
+++ b/0-all/1-2025-2026/2-second-semester/3-G-3/0-semestar-plan/G3 - 2ST SEMESTER PLAN.docx
@@ -166,6 +166,7 @@
                               </w:rPr>
                               <w:t>(</w:t>
                             </w:r>
+                            <w:proofErr w:type="gramStart"/>
                             <w:r>
                               <w:rPr>
                                 <w:rFonts w:ascii="29LT Bukra Bold Italic" w:hAnsi="29LT Bukra Bold Italic" w:cs="29LT Bukra Bold Italic"/>
@@ -193,7 +194,17 @@
                                 <w:szCs w:val="24"/>
                                 <w:lang w:val="en"/>
                               </w:rPr>
-                              <w:t xml:space="preserve">     </w:t>
+                              <w:t xml:space="preserve">   </w:t>
+                            </w:r>
+                            <w:proofErr w:type="gramEnd"/>
+                            <w:r>
+                              <w:rPr>
+                                <w:rFonts w:ascii="29LT Bukra Bold Italic" w:hAnsi="29LT Bukra Bold Italic" w:cs="29LT Bukra Bold Italic"/>
+                                <w:sz w:val="24"/>
+                                <w:szCs w:val="24"/>
+                                <w:lang w:val="en"/>
+                              </w:rPr>
+                              <w:t xml:space="preserve">  </w:t>
                             </w:r>
                             <w:r>
                               <w:rPr>
@@ -260,7 +271,17 @@
                                 <w:szCs w:val="24"/>
                                 <w:lang w:val="en"/>
                               </w:rPr>
-                              <w:t xml:space="preserve">    </w:t>
+                              <w:t xml:space="preserve"> </w:t>
+                            </w:r>
+                            <w:proofErr w:type="gramStart"/>
+                            <w:r>
+                              <w:rPr>
+                                <w:rFonts w:ascii="29LT Bukra Bold Italic" w:hAnsi="29LT Bukra Bold Italic" w:cs="29LT Bukra Bold Italic"/>
+                                <w:sz w:val="24"/>
+                                <w:szCs w:val="24"/>
+                                <w:lang w:val="en"/>
+                              </w:rPr>
+                              <w:t xml:space="preserve">   </w:t>
                             </w:r>
                             <w:r>
                               <w:rPr>
@@ -271,6 +292,7 @@
                               </w:rPr>
                               <w:t>(</w:t>
                             </w:r>
+                            <w:proofErr w:type="gramEnd"/>
                             <w:r>
                               <w:rPr>
                                 <w:rFonts w:ascii="29LT Bukra Bold Italic" w:hAnsi="29LT Bukra Bold Italic" w:cs="29LT Bukra Bold Italic"/>
@@ -746,6 +768,7 @@
               </w:rPr>
               <w:t>1</w:t>
             </w:r>
+            <w:proofErr w:type="gramStart"/>
             <w:r>
               <w:rPr>
                 <w:rFonts w:ascii="29LT Bukra Bold Italic" w:hAnsi="29LT Bukra Bold Italic" w:cs="29LT Bukra Bold Italic"/>
@@ -767,30 +790,52 @@
               </w:rPr>
               <w:t xml:space="preserve">  Week</w:t>
             </w:r>
-          </w:p>
-          <w:p>
-            <w:pPr>
-              <w:bidi/>
-              <w:jc w:val="center"/>
-              <w:rPr>
-                <w:rFonts w:ascii="29LT Bukra Bold Italic" w:hAnsi="29LT Bukra Bold Italic" w:cs="29LT Bukra Bold Italic"/>
-                <w:b/>
-                <w:bCs/>
-                <w:sz w:val="20"/>
-                <w:szCs w:val="20"/>
-                <w:rtl/>
-              </w:rPr>
-            </w:pPr>
-            <w:r>
-              <w:rPr>
-                <w:rFonts w:ascii="29LT Bukra Bold Italic" w:hAnsi="29LT Bukra Bold Italic" w:cs="29LT Bukra Bold Italic" w:hint="cs"/>
-                <w:b/>
-                <w:bCs/>
-                <w:sz w:val="20"/>
-                <w:szCs w:val="20"/>
-                <w:rtl/>
-              </w:rPr>
-              <w:t>29/7 : 3/8</w:t>
+            <w:proofErr w:type="gramEnd"/>
+          </w:p>
+          <w:p>
+            <w:pPr>
+              <w:bidi/>
+              <w:jc w:val="center"/>
+              <w:rPr>
+                <w:rFonts w:ascii="29LT Bukra Bold Italic" w:hAnsi="29LT Bukra Bold Italic" w:cs="29LT Bukra Bold Italic"/>
+                <w:b/>
+                <w:bCs/>
+                <w:sz w:val="20"/>
+                <w:szCs w:val="20"/>
+                <w:rtl/>
+              </w:rPr>
+            </w:pPr>
+            <w:r>
+              <w:rPr>
+                <w:rFonts w:ascii="29LT Bukra Bold Italic" w:hAnsi="29LT Bukra Bold Italic" w:cs="29LT Bukra Bold Italic"/>
+                <w:b/>
+                <w:bCs/>
+                <w:sz w:val="20"/>
+                <w:szCs w:val="20"/>
+              </w:rPr>
+              <w:t>18/</w:t>
+            </w:r>
+            <w:proofErr w:type="gramStart"/>
+            <w:r>
+              <w:rPr>
+                <w:rFonts w:ascii="29LT Bukra Bold Italic" w:hAnsi="29LT Bukra Bold Italic" w:cs="29LT Bukra Bold Italic"/>
+                <w:b/>
+                <w:bCs/>
+                <w:sz w:val="20"/>
+                <w:szCs w:val="20"/>
+              </w:rPr>
+              <w:t>1 :</w:t>
+            </w:r>
+            <w:proofErr w:type="gramEnd"/>
+            <w:r>
+              <w:rPr>
+                <w:rFonts w:ascii="29LT Bukra Bold Italic" w:hAnsi="29LT Bukra Bold Italic" w:cs="29LT Bukra Bold Italic"/>
+                <w:b/>
+                <w:bCs/>
+                <w:sz w:val="20"/>
+                <w:szCs w:val="20"/>
+              </w:rPr>
+              <w:t xml:space="preserve"> 22/1  </w:t>
             </w:r>
           </w:p>
         </w:tc>
@@ -854,6 +899,7 @@
               </w:rPr>
               <w:t>2</w:t>
             </w:r>
+            <w:proofErr w:type="gramStart"/>
             <w:r>
               <w:rPr>
                 <w:rFonts w:ascii="29LT Bukra Bold Italic" w:hAnsi="29LT Bukra Bold Italic" w:cs="29LT Bukra Bold Italic"/>
@@ -875,30 +921,52 @@
               </w:rPr>
               <w:t xml:space="preserve">  Week</w:t>
             </w:r>
-          </w:p>
-          <w:p>
-            <w:pPr>
-              <w:bidi/>
-              <w:jc w:val="center"/>
-              <w:rPr>
-                <w:rFonts w:ascii="29LT Bukra Bold Italic" w:hAnsi="29LT Bukra Bold Italic" w:cs="29LT Bukra Bold Italic"/>
-                <w:b/>
-                <w:bCs/>
-                <w:sz w:val="20"/>
-                <w:szCs w:val="20"/>
-                <w:rtl/>
-              </w:rPr>
-            </w:pPr>
-            <w:r>
-              <w:rPr>
-                <w:rFonts w:ascii="29LT Bukra Bold Italic" w:hAnsi="29LT Bukra Bold Italic" w:cs="29LT Bukra Bold Italic" w:hint="cs"/>
-                <w:b/>
-                <w:bCs/>
-                <w:sz w:val="20"/>
-                <w:szCs w:val="20"/>
-                <w:rtl/>
-              </w:rPr>
-              <w:t>6/8 : 10/8</w:t>
+            <w:proofErr w:type="gramEnd"/>
+          </w:p>
+          <w:p>
+            <w:pPr>
+              <w:bidi/>
+              <w:jc w:val="center"/>
+              <w:rPr>
+                <w:rFonts w:ascii="29LT Bukra Bold Italic" w:hAnsi="29LT Bukra Bold Italic" w:cs="29LT Bukra Bold Italic"/>
+                <w:b/>
+                <w:bCs/>
+                <w:sz w:val="20"/>
+                <w:szCs w:val="20"/>
+                <w:rtl/>
+              </w:rPr>
+            </w:pPr>
+            <w:r>
+              <w:rPr>
+                <w:rFonts w:ascii="29LT Bukra Bold Italic" w:hAnsi="29LT Bukra Bold Italic" w:cs="29LT Bukra Bold Italic"/>
+                <w:b/>
+                <w:bCs/>
+                <w:sz w:val="20"/>
+                <w:szCs w:val="20"/>
+              </w:rPr>
+              <w:t>25/</w:t>
+            </w:r>
+            <w:proofErr w:type="gramStart"/>
+            <w:r>
+              <w:rPr>
+                <w:rFonts w:ascii="29LT Bukra Bold Italic" w:hAnsi="29LT Bukra Bold Italic" w:cs="29LT Bukra Bold Italic"/>
+                <w:b/>
+                <w:bCs/>
+                <w:sz w:val="20"/>
+                <w:szCs w:val="20"/>
+              </w:rPr>
+              <w:t>1 :</w:t>
+            </w:r>
+            <w:proofErr w:type="gramEnd"/>
+            <w:r>
+              <w:rPr>
+                <w:rFonts w:ascii="29LT Bukra Bold Italic" w:hAnsi="29LT Bukra Bold Italic" w:cs="29LT Bukra Bold Italic"/>
+                <w:b/>
+                <w:bCs/>
+                <w:sz w:val="20"/>
+                <w:szCs w:val="20"/>
+              </w:rPr>
+              <w:t xml:space="preserve"> 29/1</w:t>
             </w:r>
           </w:p>
         </w:tc>
@@ -999,14 +1067,35 @@
             </w:pPr>
             <w:r>
               <w:rPr>
-                <w:rFonts w:ascii="29LT Bukra Bold Italic" w:hAnsi="29LT Bukra Bold Italic" w:cs="29LT Bukra Bold Italic" w:hint="cs"/>
-                <w:b/>
-                <w:bCs/>
-                <w:sz w:val="20"/>
-                <w:szCs w:val="20"/>
-                <w:rtl/>
-              </w:rPr>
-              <w:t>13/8 : 17/8</w:t>
+                <w:rFonts w:ascii="29LT Bukra Bold Italic" w:hAnsi="29LT Bukra Bold Italic" w:cs="29LT Bukra Bold Italic"/>
+                <w:b/>
+                <w:bCs/>
+                <w:sz w:val="20"/>
+                <w:szCs w:val="20"/>
+              </w:rPr>
+              <w:t>1/</w:t>
+            </w:r>
+            <w:proofErr w:type="gramStart"/>
+            <w:r>
+              <w:rPr>
+                <w:rFonts w:ascii="29LT Bukra Bold Italic" w:hAnsi="29LT Bukra Bold Italic" w:cs="29LT Bukra Bold Italic"/>
+                <w:b/>
+                <w:bCs/>
+                <w:sz w:val="20"/>
+                <w:szCs w:val="20"/>
+              </w:rPr>
+              <w:t>2  :</w:t>
+            </w:r>
+            <w:proofErr w:type="gramEnd"/>
+            <w:r>
+              <w:rPr>
+                <w:rFonts w:ascii="29LT Bukra Bold Italic" w:hAnsi="29LT Bukra Bold Italic" w:cs="29LT Bukra Bold Italic"/>
+                <w:b/>
+                <w:bCs/>
+                <w:sz w:val="20"/>
+                <w:szCs w:val="20"/>
+              </w:rPr>
+              <w:t xml:space="preserve">  5/2</w:t>
             </w:r>
           </w:p>
         </w:tc>
@@ -1114,7 +1203,51 @@
                 <w:szCs w:val="20"/>
                 <w:rtl/>
               </w:rPr>
-              <w:t>20/8 :24/8</w:t>
+              <w:t>2/</w:t>
+            </w:r>
+            <w:r>
+              <w:rPr>
+                <w:rFonts w:ascii="29LT Bukra Bold Italic" w:hAnsi="29LT Bukra Bold Italic" w:cs="29LT Bukra Bold Italic" w:hint="cs"/>
+                <w:b/>
+                <w:bCs/>
+                <w:sz w:val="20"/>
+                <w:szCs w:val="20"/>
+                <w:rtl/>
+              </w:rPr>
+              <w:t>12</w:t>
+            </w:r>
+            <w:r>
+              <w:rPr>
+                <w:rFonts w:ascii="29LT Bukra Bold Italic" w:hAnsi="29LT Bukra Bold Italic" w:cs="29LT Bukra Bold Italic" w:hint="cs"/>
+                <w:b/>
+                <w:bCs/>
+                <w:sz w:val="20"/>
+                <w:szCs w:val="20"/>
+                <w:rtl/>
+              </w:rPr>
+              <w:t xml:space="preserve"> :</w:t>
+            </w:r>
+            <w:r>
+              <w:rPr>
+                <w:rFonts w:ascii="29LT Bukra Bold Italic" w:hAnsi="29LT Bukra Bold Italic" w:cs="29LT Bukra Bold Italic" w:hint="cs"/>
+                <w:b/>
+                <w:bCs/>
+                <w:sz w:val="20"/>
+                <w:szCs w:val="20"/>
+                <w:rtl/>
+              </w:rPr>
+              <w:t>2</w:t>
+            </w:r>
+            <w:r>
+              <w:rPr>
+                <w:rFonts w:ascii="29LT Bukra Bold Italic" w:hAnsi="29LT Bukra Bold Italic" w:cs="29LT Bukra Bold Italic" w:hint="cs"/>
+                <w:b/>
+                <w:bCs/>
+                <w:sz w:val="20"/>
+                <w:szCs w:val="20"/>
+                <w:rtl/>
+              </w:rPr>
+              <w:t>/8</w:t>
             </w:r>
           </w:p>
         </w:tc>
@@ -2217,14 +2350,35 @@
             </w:pPr>
             <w:r>
               <w:rPr>
-                <w:rFonts w:ascii="29LT Bukra Bold Italic" w:hAnsi="29LT Bukra Bold Italic" w:cs="29LT Bukra Bold Italic" w:hint="cs"/>
-                <w:b/>
-                <w:bCs/>
-                <w:sz w:val="20"/>
-                <w:szCs w:val="20"/>
-                <w:rtl/>
-              </w:rPr>
-              <w:t>27/8 : 2/9</w:t>
+                <w:rFonts w:ascii="29LT Bukra Bold Italic" w:hAnsi="29LT Bukra Bold Italic" w:cs="29LT Bukra Bold Italic"/>
+                <w:b/>
+                <w:bCs/>
+                <w:sz w:val="20"/>
+                <w:szCs w:val="20"/>
+              </w:rPr>
+              <w:t>15/</w:t>
+            </w:r>
+            <w:proofErr w:type="gramStart"/>
+            <w:r>
+              <w:rPr>
+                <w:rFonts w:ascii="29LT Bukra Bold Italic" w:hAnsi="29LT Bukra Bold Italic" w:cs="29LT Bukra Bold Italic"/>
+                <w:b/>
+                <w:bCs/>
+                <w:sz w:val="20"/>
+                <w:szCs w:val="20"/>
+              </w:rPr>
+              <w:t>2  :</w:t>
+            </w:r>
+            <w:proofErr w:type="gramEnd"/>
+            <w:r>
+              <w:rPr>
+                <w:rFonts w:ascii="29LT Bukra Bold Italic" w:hAnsi="29LT Bukra Bold Italic" w:cs="29LT Bukra Bold Italic"/>
+                <w:b/>
+                <w:bCs/>
+                <w:sz w:val="20"/>
+                <w:szCs w:val="20"/>
+              </w:rPr>
+              <w:t xml:space="preserve">  19/2</w:t>
             </w:r>
           </w:p>
         </w:tc>
@@ -2325,14 +2479,35 @@
             </w:pPr>
             <w:r>
               <w:rPr>
-                <w:rFonts w:ascii="29LT Bukra Bold Italic" w:hAnsi="29LT Bukra Bold Italic" w:cs="29LT Bukra Bold Italic" w:hint="cs"/>
-                <w:b/>
-                <w:bCs/>
-                <w:sz w:val="20"/>
-                <w:szCs w:val="20"/>
-                <w:rtl/>
-              </w:rPr>
-              <w:t>5/9: 9/9</w:t>
+                <w:rFonts w:ascii="29LT Bukra Bold Italic" w:hAnsi="29LT Bukra Bold Italic" w:cs="29LT Bukra Bold Italic"/>
+                <w:b/>
+                <w:bCs/>
+                <w:sz w:val="20"/>
+                <w:szCs w:val="20"/>
+              </w:rPr>
+              <w:t>22/</w:t>
+            </w:r>
+            <w:proofErr w:type="gramStart"/>
+            <w:r>
+              <w:rPr>
+                <w:rFonts w:ascii="29LT Bukra Bold Italic" w:hAnsi="29LT Bukra Bold Italic" w:cs="29LT Bukra Bold Italic"/>
+                <w:b/>
+                <w:bCs/>
+                <w:sz w:val="20"/>
+                <w:szCs w:val="20"/>
+              </w:rPr>
+              <w:t>2 :</w:t>
+            </w:r>
+            <w:proofErr w:type="gramEnd"/>
+            <w:r>
+              <w:rPr>
+                <w:rFonts w:ascii="29LT Bukra Bold Italic" w:hAnsi="29LT Bukra Bold Italic" w:cs="29LT Bukra Bold Italic"/>
+                <w:b/>
+                <w:bCs/>
+                <w:sz w:val="20"/>
+                <w:szCs w:val="20"/>
+              </w:rPr>
+              <w:t xml:space="preserve"> 26:2</w:t>
             </w:r>
           </w:p>
         </w:tc>
@@ -2433,6 +2608,16 @@
             </w:pPr>
             <w:r>
               <w:rPr>
+                <w:rFonts w:ascii="29LT Bukra Bold Italic" w:hAnsi="29LT Bukra Bold Italic" w:cs="29LT Bukra Bold Italic"/>
+                <w:b/>
+                <w:bCs/>
+                <w:sz w:val="20"/>
+                <w:szCs w:val="20"/>
+              </w:rPr>
+              <w:t>3</w:t>
+            </w:r>
+            <w:r>
+              <w:rPr>
                 <w:rFonts w:ascii="29LT Bukra Bold Italic" w:hAnsi="29LT Bukra Bold Italic" w:cs="29LT Bukra Bold Italic" w:hint="cs"/>
                 <w:b/>
                 <w:bCs/>
@@ -2440,7 +2625,59 @@
                 <w:szCs w:val="20"/>
                 <w:rtl/>
               </w:rPr>
-              <w:t>12/9 :16/9</w:t>
+              <w:t>/</w:t>
+            </w:r>
+            <w:r>
+              <w:rPr>
+                <w:rFonts w:ascii="29LT Bukra Bold Italic" w:hAnsi="29LT Bukra Bold Italic" w:cs="29LT Bukra Bold Italic"/>
+                <w:b/>
+                <w:bCs/>
+                <w:sz w:val="20"/>
+                <w:szCs w:val="20"/>
+              </w:rPr>
+              <w:t>5</w:t>
+            </w:r>
+            <w:r>
+              <w:rPr>
+                <w:rFonts w:ascii="29LT Bukra Bold Italic" w:hAnsi="29LT Bukra Bold Italic" w:cs="29LT Bukra Bold Italic" w:hint="cs"/>
+                <w:b/>
+                <w:bCs/>
+                <w:sz w:val="20"/>
+                <w:szCs w:val="20"/>
+                <w:rtl/>
+              </w:rPr>
+              <w:t xml:space="preserve"> :</w:t>
+            </w:r>
+            <w:r>
+              <w:rPr>
+                <w:rFonts w:ascii="29LT Bukra Bold Italic" w:hAnsi="29LT Bukra Bold Italic" w:cs="29LT Bukra Bold Italic"/>
+                <w:b/>
+                <w:bCs/>
+                <w:sz w:val="20"/>
+                <w:szCs w:val="20"/>
+              </w:rPr>
+              <w:t>3</w:t>
+            </w:r>
+            <w:r>
+              <w:rPr>
+                <w:rFonts w:ascii="29LT Bukra Bold Italic" w:hAnsi="29LT Bukra Bold Italic" w:cs="29LT Bukra Bold Italic" w:hint="cs"/>
+                <w:b/>
+                <w:bCs/>
+                <w:sz w:val="20"/>
+                <w:szCs w:val="20"/>
+                <w:rtl/>
+              </w:rPr>
+              <w:t>/</w:t>
+            </w:r>
+            <w:r>
+              <w:rPr>
+                <w:rFonts w:ascii="29LT Bukra Bold Italic" w:hAnsi="29LT Bukra Bold Italic" w:cs="29LT Bukra Bold Italic"/>
+                <w:b/>
+                <w:bCs/>
+                <w:sz w:val="20"/>
+                <w:szCs w:val="20"/>
+              </w:rPr>
+              <w:t>1</w:t>
             </w:r>
           </w:p>
         </w:tc>
@@ -2548,7 +2785,73 @@
                 <w:szCs w:val="20"/>
                 <w:rtl/>
               </w:rPr>
-              <w:t>10/10: 14/10</w:t>
+              <w:t>4</w:t>
+            </w:r>
+            <w:r>
+              <w:rPr>
+                <w:rFonts w:ascii="29LT Bukra Bold Italic" w:hAnsi="29LT Bukra Bold Italic" w:cs="29LT Bukra Bold Italic" w:hint="cs"/>
+                <w:b/>
+                <w:bCs/>
+                <w:sz w:val="20"/>
+                <w:szCs w:val="20"/>
+                <w:rtl/>
+              </w:rPr>
+              <w:t>/</w:t>
+            </w:r>
+            <w:r>
+              <w:rPr>
+                <w:rFonts w:ascii="29LT Bukra Bold Italic" w:hAnsi="29LT Bukra Bold Italic" w:cs="29LT Bukra Bold Italic" w:hint="cs"/>
+                <w:b/>
+                <w:bCs/>
+                <w:sz w:val="20"/>
+                <w:szCs w:val="20"/>
+                <w:rtl/>
+              </w:rPr>
+              <w:t>2</w:t>
+            </w:r>
+            <w:r>
+              <w:rPr>
+                <w:rFonts w:ascii="29LT Bukra Bold Italic" w:hAnsi="29LT Bukra Bold Italic" w:cs="29LT Bukra Bold Italic" w:hint="cs"/>
+                <w:b/>
+                <w:bCs/>
+                <w:sz w:val="20"/>
+                <w:szCs w:val="20"/>
+                <w:rtl/>
+              </w:rPr>
+              <w:t xml:space="preserve">: </w:t>
+            </w:r>
+            <w:r>
+              <w:rPr>
+                <w:rFonts w:ascii="29LT Bukra Bold Italic" w:hAnsi="29LT Bukra Bold Italic" w:cs="29LT Bukra Bold Italic" w:hint="cs"/>
+                <w:b/>
+                <w:bCs/>
+                <w:sz w:val="20"/>
+                <w:szCs w:val="20"/>
+                <w:rtl/>
+              </w:rPr>
+              <w:t>3</w:t>
+            </w:r>
+            <w:r>
+              <w:rPr>
+                <w:rFonts w:ascii="29LT Bukra Bold Italic" w:hAnsi="29LT Bukra Bold Italic" w:cs="29LT Bukra Bold Italic" w:hint="cs"/>
+                <w:b/>
+                <w:bCs/>
+                <w:sz w:val="20"/>
+                <w:szCs w:val="20"/>
+                <w:rtl/>
+              </w:rPr>
+              <w:t>/</w:t>
+            </w:r>
+            <w:r>
+              <w:rPr>
+                <w:rFonts w:ascii="29LT Bukra Bold Italic" w:hAnsi="29LT Bukra Bold Italic" w:cs="29LT Bukra Bold Italic" w:hint="cs"/>
+                <w:b/>
+                <w:bCs/>
+                <w:sz w:val="20"/>
+                <w:szCs w:val="20"/>
+                <w:rtl/>
+              </w:rPr>
+              <w:t>29</w:t>
             </w:r>
           </w:p>
         </w:tc>
@@ -3720,7 +4023,73 @@
                 <w:szCs w:val="20"/>
                 <w:rtl/>
               </w:rPr>
-              <w:t>17/10: 21/10</w:t>
+              <w:t>4</w:t>
+            </w:r>
+            <w:r>
+              <w:rPr>
+                <w:rFonts w:ascii="29LT Bukra Bold Italic" w:hAnsi="29LT Bukra Bold Italic" w:cs="29LT Bukra Bold Italic" w:hint="cs"/>
+                <w:b/>
+                <w:bCs/>
+                <w:sz w:val="20"/>
+                <w:szCs w:val="20"/>
+                <w:rtl/>
+              </w:rPr>
+              <w:t>/</w:t>
+            </w:r>
+            <w:r>
+              <w:rPr>
+                <w:rFonts w:ascii="29LT Bukra Bold Italic" w:hAnsi="29LT Bukra Bold Italic" w:cs="29LT Bukra Bold Italic" w:hint="cs"/>
+                <w:b/>
+                <w:bCs/>
+                <w:sz w:val="20"/>
+                <w:szCs w:val="20"/>
+                <w:rtl/>
+              </w:rPr>
+              <w:t>9</w:t>
+            </w:r>
+            <w:r>
+              <w:rPr>
+                <w:rFonts w:ascii="29LT Bukra Bold Italic" w:hAnsi="29LT Bukra Bold Italic" w:cs="29LT Bukra Bold Italic" w:hint="cs"/>
+                <w:b/>
+                <w:bCs/>
+                <w:sz w:val="20"/>
+                <w:szCs w:val="20"/>
+                <w:rtl/>
+              </w:rPr>
+              <w:t xml:space="preserve">: </w:t>
+            </w:r>
+            <w:r>
+              <w:rPr>
+                <w:rFonts w:ascii="29LT Bukra Bold Italic" w:hAnsi="29LT Bukra Bold Italic" w:cs="29LT Bukra Bold Italic" w:hint="cs"/>
+                <w:b/>
+                <w:bCs/>
+                <w:sz w:val="20"/>
+                <w:szCs w:val="20"/>
+                <w:rtl/>
+              </w:rPr>
+              <w:t>4</w:t>
+            </w:r>
+            <w:r>
+              <w:rPr>
+                <w:rFonts w:ascii="29LT Bukra Bold Italic" w:hAnsi="29LT Bukra Bold Italic" w:cs="29LT Bukra Bold Italic" w:hint="cs"/>
+                <w:b/>
+                <w:bCs/>
+                <w:sz w:val="20"/>
+                <w:szCs w:val="20"/>
+                <w:rtl/>
+              </w:rPr>
+              <w:t>/</w:t>
+            </w:r>
+            <w:r>
+              <w:rPr>
+                <w:rFonts w:ascii="29LT Bukra Bold Italic" w:hAnsi="29LT Bukra Bold Italic" w:cs="29LT Bukra Bold Italic" w:hint="cs"/>
+                <w:b/>
+                <w:bCs/>
+                <w:sz w:val="20"/>
+                <w:szCs w:val="20"/>
+                <w:rtl/>
+              </w:rPr>
+              <w:t>5</w:t>
             </w:r>
           </w:p>
         </w:tc>
@@ -3828,7 +4197,73 @@
                 <w:szCs w:val="20"/>
                 <w:rtl/>
               </w:rPr>
-              <w:t>24/10: 28/10</w:t>
+              <w:t>4</w:t>
+            </w:r>
+            <w:r>
+              <w:rPr>
+                <w:rFonts w:ascii="29LT Bukra Bold Italic" w:hAnsi="29LT Bukra Bold Italic" w:cs="29LT Bukra Bold Italic" w:hint="cs"/>
+                <w:b/>
+                <w:bCs/>
+                <w:sz w:val="20"/>
+                <w:szCs w:val="20"/>
+                <w:rtl/>
+              </w:rPr>
+              <w:t>/</w:t>
+            </w:r>
+            <w:r>
+              <w:rPr>
+                <w:rFonts w:ascii="29LT Bukra Bold Italic" w:hAnsi="29LT Bukra Bold Italic" w:cs="29LT Bukra Bold Italic" w:hint="cs"/>
+                <w:b/>
+                <w:bCs/>
+                <w:sz w:val="20"/>
+                <w:szCs w:val="20"/>
+                <w:rtl/>
+              </w:rPr>
+              <w:t>16</w:t>
+            </w:r>
+            <w:r>
+              <w:rPr>
+                <w:rFonts w:ascii="29LT Bukra Bold Italic" w:hAnsi="29LT Bukra Bold Italic" w:cs="29LT Bukra Bold Italic" w:hint="cs"/>
+                <w:b/>
+                <w:bCs/>
+                <w:sz w:val="20"/>
+                <w:szCs w:val="20"/>
+                <w:rtl/>
+              </w:rPr>
+              <w:t xml:space="preserve">: </w:t>
+            </w:r>
+            <w:r>
+              <w:rPr>
+                <w:rFonts w:ascii="29LT Bukra Bold Italic" w:hAnsi="29LT Bukra Bold Italic" w:cs="29LT Bukra Bold Italic" w:hint="cs"/>
+                <w:b/>
+                <w:bCs/>
+                <w:sz w:val="20"/>
+                <w:szCs w:val="20"/>
+                <w:rtl/>
+              </w:rPr>
+              <w:t>4</w:t>
+            </w:r>
+            <w:r>
+              <w:rPr>
+                <w:rFonts w:ascii="29LT Bukra Bold Italic" w:hAnsi="29LT Bukra Bold Italic" w:cs="29LT Bukra Bold Italic" w:hint="cs"/>
+                <w:b/>
+                <w:bCs/>
+                <w:sz w:val="20"/>
+                <w:szCs w:val="20"/>
+                <w:rtl/>
+              </w:rPr>
+              <w:t>/</w:t>
+            </w:r>
+            <w:r>
+              <w:rPr>
+                <w:rFonts w:ascii="29LT Bukra Bold Italic" w:hAnsi="29LT Bukra Bold Italic" w:cs="29LT Bukra Bold Italic" w:hint="cs"/>
+                <w:b/>
+                <w:bCs/>
+                <w:sz w:val="20"/>
+                <w:szCs w:val="20"/>
+                <w:rtl/>
+              </w:rPr>
+              <w:t>12</w:t>
             </w:r>
           </w:p>
         </w:tc>
@@ -3936,7 +4371,73 @@
                 <w:szCs w:val="20"/>
                 <w:rtl/>
               </w:rPr>
-              <w:t>2/11: 6/11</w:t>
+              <w:t>4</w:t>
+            </w:r>
+            <w:r>
+              <w:rPr>
+                <w:rFonts w:ascii="29LT Bukra Bold Italic" w:hAnsi="29LT Bukra Bold Italic" w:cs="29LT Bukra Bold Italic" w:hint="cs"/>
+                <w:b/>
+                <w:bCs/>
+                <w:sz w:val="20"/>
+                <w:szCs w:val="20"/>
+                <w:rtl/>
+              </w:rPr>
+              <w:t>/</w:t>
+            </w:r>
+            <w:r>
+              <w:rPr>
+                <w:rFonts w:ascii="29LT Bukra Bold Italic" w:hAnsi="29LT Bukra Bold Italic" w:cs="29LT Bukra Bold Italic" w:hint="cs"/>
+                <w:b/>
+                <w:bCs/>
+                <w:sz w:val="20"/>
+                <w:szCs w:val="20"/>
+                <w:rtl/>
+              </w:rPr>
+              <w:t>23</w:t>
+            </w:r>
+            <w:r>
+              <w:rPr>
+                <w:rFonts w:ascii="29LT Bukra Bold Italic" w:hAnsi="29LT Bukra Bold Italic" w:cs="29LT Bukra Bold Italic" w:hint="cs"/>
+                <w:b/>
+                <w:bCs/>
+                <w:sz w:val="20"/>
+                <w:szCs w:val="20"/>
+                <w:rtl/>
+              </w:rPr>
+              <w:t xml:space="preserve">: </w:t>
+            </w:r>
+            <w:r>
+              <w:rPr>
+                <w:rFonts w:ascii="29LT Bukra Bold Italic" w:hAnsi="29LT Bukra Bold Italic" w:cs="29LT Bukra Bold Italic" w:hint="cs"/>
+                <w:b/>
+                <w:bCs/>
+                <w:sz w:val="20"/>
+                <w:szCs w:val="20"/>
+                <w:rtl/>
+              </w:rPr>
+              <w:t>4</w:t>
+            </w:r>
+            <w:r>
+              <w:rPr>
+                <w:rFonts w:ascii="29LT Bukra Bold Italic" w:hAnsi="29LT Bukra Bold Italic" w:cs="29LT Bukra Bold Italic" w:hint="cs"/>
+                <w:b/>
+                <w:bCs/>
+                <w:sz w:val="20"/>
+                <w:szCs w:val="20"/>
+                <w:rtl/>
+              </w:rPr>
+              <w:t>/</w:t>
+            </w:r>
+            <w:r>
+              <w:rPr>
+                <w:rFonts w:ascii="29LT Bukra Bold Italic" w:hAnsi="29LT Bukra Bold Italic" w:cs="29LT Bukra Bold Italic" w:hint="cs"/>
+                <w:b/>
+                <w:bCs/>
+                <w:sz w:val="20"/>
+                <w:szCs w:val="20"/>
+                <w:rtl/>
+              </w:rPr>
+              <w:t>19</w:t>
             </w:r>
           </w:p>
         </w:tc>
@@ -4044,7 +4545,73 @@
                 <w:szCs w:val="20"/>
                 <w:rtl/>
               </w:rPr>
-              <w:t>9/11: 13/11</w:t>
+              <w:t>4</w:t>
+            </w:r>
+            <w:r>
+              <w:rPr>
+                <w:rFonts w:ascii="29LT Bukra Bold Italic" w:hAnsi="29LT Bukra Bold Italic" w:cs="29LT Bukra Bold Italic" w:hint="cs"/>
+                <w:b/>
+                <w:bCs/>
+                <w:sz w:val="20"/>
+                <w:szCs w:val="20"/>
+                <w:rtl/>
+              </w:rPr>
+              <w:t>/</w:t>
+            </w:r>
+            <w:r>
+              <w:rPr>
+                <w:rFonts w:ascii="29LT Bukra Bold Italic" w:hAnsi="29LT Bukra Bold Italic" w:cs="29LT Bukra Bold Italic" w:hint="cs"/>
+                <w:b/>
+                <w:bCs/>
+                <w:sz w:val="20"/>
+                <w:szCs w:val="20"/>
+                <w:rtl/>
+              </w:rPr>
+              <w:t>30</w:t>
+            </w:r>
+            <w:r>
+              <w:rPr>
+                <w:rFonts w:ascii="29LT Bukra Bold Italic" w:hAnsi="29LT Bukra Bold Italic" w:cs="29LT Bukra Bold Italic" w:hint="cs"/>
+                <w:b/>
+                <w:bCs/>
+                <w:sz w:val="20"/>
+                <w:szCs w:val="20"/>
+                <w:rtl/>
+              </w:rPr>
+              <w:t xml:space="preserve">: </w:t>
+            </w:r>
+            <w:r>
+              <w:rPr>
+                <w:rFonts w:ascii="29LT Bukra Bold Italic" w:hAnsi="29LT Bukra Bold Italic" w:cs="29LT Bukra Bold Italic" w:hint="cs"/>
+                <w:b/>
+                <w:bCs/>
+                <w:sz w:val="20"/>
+                <w:szCs w:val="20"/>
+                <w:rtl/>
+              </w:rPr>
+              <w:t>4</w:t>
+            </w:r>
+            <w:r>
+              <w:rPr>
+                <w:rFonts w:ascii="29LT Bukra Bold Italic" w:hAnsi="29LT Bukra Bold Italic" w:cs="29LT Bukra Bold Italic" w:hint="cs"/>
+                <w:b/>
+                <w:bCs/>
+                <w:sz w:val="20"/>
+                <w:szCs w:val="20"/>
+                <w:rtl/>
+              </w:rPr>
+              <w:t>/</w:t>
+            </w:r>
+            <w:r>
+              <w:rPr>
+                <w:rFonts w:ascii="29LT Bukra Bold Italic" w:hAnsi="29LT Bukra Bold Italic" w:cs="29LT Bukra Bold Italic" w:hint="cs"/>
+                <w:b/>
+                <w:bCs/>
+                <w:sz w:val="20"/>
+                <w:szCs w:val="20"/>
+                <w:rtl/>
+              </w:rPr>
+              <w:t>26</w:t>
             </w:r>
           </w:p>
         </w:tc>
@@ -5135,7 +5702,73 @@
                 <w:szCs w:val="20"/>
                 <w:rtl/>
               </w:rPr>
-              <w:t>16/11: 20/11</w:t>
+              <w:t>5</w:t>
+            </w:r>
+            <w:r>
+              <w:rPr>
+                <w:rFonts w:ascii="29LT Bukra Bold Italic" w:hAnsi="29LT Bukra Bold Italic" w:cs="29LT Bukra Bold Italic" w:hint="cs"/>
+                <w:b/>
+                <w:bCs/>
+                <w:sz w:val="20"/>
+                <w:szCs w:val="20"/>
+                <w:rtl/>
+              </w:rPr>
+              <w:t>/</w:t>
+            </w:r>
+            <w:r>
+              <w:rPr>
+                <w:rFonts w:ascii="29LT Bukra Bold Italic" w:hAnsi="29LT Bukra Bold Italic" w:cs="29LT Bukra Bold Italic" w:hint="cs"/>
+                <w:b/>
+                <w:bCs/>
+                <w:sz w:val="20"/>
+                <w:szCs w:val="20"/>
+                <w:rtl/>
+              </w:rPr>
+              <w:t>7</w:t>
+            </w:r>
+            <w:r>
+              <w:rPr>
+                <w:rFonts w:ascii="29LT Bukra Bold Italic" w:hAnsi="29LT Bukra Bold Italic" w:cs="29LT Bukra Bold Italic" w:hint="cs"/>
+                <w:b/>
+                <w:bCs/>
+                <w:sz w:val="20"/>
+                <w:szCs w:val="20"/>
+                <w:rtl/>
+              </w:rPr>
+              <w:t xml:space="preserve">: </w:t>
+            </w:r>
+            <w:r>
+              <w:rPr>
+                <w:rFonts w:ascii="29LT Bukra Bold Italic" w:hAnsi="29LT Bukra Bold Italic" w:cs="29LT Bukra Bold Italic" w:hint="cs"/>
+                <w:b/>
+                <w:bCs/>
+                <w:sz w:val="20"/>
+                <w:szCs w:val="20"/>
+                <w:rtl/>
+              </w:rPr>
+              <w:t>5</w:t>
+            </w:r>
+            <w:r>
+              <w:rPr>
+                <w:rFonts w:ascii="29LT Bukra Bold Italic" w:hAnsi="29LT Bukra Bold Italic" w:cs="29LT Bukra Bold Italic" w:hint="cs"/>
+                <w:b/>
+                <w:bCs/>
+                <w:sz w:val="20"/>
+                <w:szCs w:val="20"/>
+                <w:rtl/>
+              </w:rPr>
+              <w:t>/</w:t>
+            </w:r>
+            <w:r>
+              <w:rPr>
+                <w:rFonts w:ascii="29LT Bukra Bold Italic" w:hAnsi="29LT Bukra Bold Italic" w:cs="29LT Bukra Bold Italic" w:hint="cs"/>
+                <w:b/>
+                <w:bCs/>
+                <w:sz w:val="20"/>
+                <w:szCs w:val="20"/>
+                <w:rtl/>
+              </w:rPr>
+              <w:t>3</w:t>
             </w:r>
           </w:p>
         </w:tc>
@@ -5243,7 +5876,73 @@
                 <w:szCs w:val="20"/>
                 <w:rtl/>
               </w:rPr>
-              <w:t>23/11: 27/11</w:t>
+              <w:t>5</w:t>
+            </w:r>
+            <w:r>
+              <w:rPr>
+                <w:rFonts w:ascii="29LT Bukra Bold Italic" w:hAnsi="29LT Bukra Bold Italic" w:cs="29LT Bukra Bold Italic" w:hint="cs"/>
+                <w:b/>
+                <w:bCs/>
+                <w:sz w:val="20"/>
+                <w:szCs w:val="20"/>
+                <w:rtl/>
+              </w:rPr>
+              <w:t>/1</w:t>
+            </w:r>
+            <w:r>
+              <w:rPr>
+                <w:rFonts w:ascii="29LT Bukra Bold Italic" w:hAnsi="29LT Bukra Bold Italic" w:cs="29LT Bukra Bold Italic" w:hint="cs"/>
+                <w:b/>
+                <w:bCs/>
+                <w:sz w:val="20"/>
+                <w:szCs w:val="20"/>
+                <w:rtl/>
+              </w:rPr>
+              <w:t>4</w:t>
+            </w:r>
+            <w:r>
+              <w:rPr>
+                <w:rFonts w:ascii="29LT Bukra Bold Italic" w:hAnsi="29LT Bukra Bold Italic" w:cs="29LT Bukra Bold Italic" w:hint="cs"/>
+                <w:b/>
+                <w:bCs/>
+                <w:sz w:val="20"/>
+                <w:szCs w:val="20"/>
+                <w:rtl/>
+              </w:rPr>
+              <w:t xml:space="preserve">: </w:t>
+            </w:r>
+            <w:r>
+              <w:rPr>
+                <w:rFonts w:ascii="29LT Bukra Bold Italic" w:hAnsi="29LT Bukra Bold Italic" w:cs="29LT Bukra Bold Italic" w:hint="cs"/>
+                <w:b/>
+                <w:bCs/>
+                <w:sz w:val="20"/>
+                <w:szCs w:val="20"/>
+                <w:rtl/>
+              </w:rPr>
+              <w:t>5</w:t>
+            </w:r>
+            <w:r>
+              <w:rPr>
+                <w:rFonts w:ascii="29LT Bukra Bold Italic" w:hAnsi="29LT Bukra Bold Italic" w:cs="29LT Bukra Bold Italic" w:hint="cs"/>
+                <w:b/>
+                <w:bCs/>
+                <w:sz w:val="20"/>
+                <w:szCs w:val="20"/>
+                <w:rtl/>
+              </w:rPr>
+              <w:t>/</w:t>
+            </w:r>
+            <w:r>
+              <w:rPr>
+                <w:rFonts w:ascii="29LT Bukra Bold Italic" w:hAnsi="29LT Bukra Bold Italic" w:cs="29LT Bukra Bold Italic" w:hint="cs"/>
+                <w:b/>
+                <w:bCs/>
+                <w:sz w:val="20"/>
+                <w:szCs w:val="20"/>
+                <w:rtl/>
+              </w:rPr>
+              <w:t>10</w:t>
             </w:r>
           </w:p>
         </w:tc>
@@ -5351,7 +6050,73 @@
                 <w:szCs w:val="20"/>
                 <w:rtl/>
               </w:rPr>
-              <w:t>30/11: 4/12</w:t>
+              <w:t>5</w:t>
+            </w:r>
+            <w:r>
+              <w:rPr>
+                <w:rFonts w:ascii="29LT Bukra Bold Italic" w:hAnsi="29LT Bukra Bold Italic" w:cs="29LT Bukra Bold Italic" w:hint="cs"/>
+                <w:b/>
+                <w:bCs/>
+                <w:sz w:val="20"/>
+                <w:szCs w:val="20"/>
+                <w:rtl/>
+              </w:rPr>
+              <w:t>/</w:t>
+            </w:r>
+            <w:r>
+              <w:rPr>
+                <w:rFonts w:ascii="29LT Bukra Bold Italic" w:hAnsi="29LT Bukra Bold Italic" w:cs="29LT Bukra Bold Italic" w:hint="cs"/>
+                <w:b/>
+                <w:bCs/>
+                <w:sz w:val="20"/>
+                <w:szCs w:val="20"/>
+                <w:rtl/>
+              </w:rPr>
+              <w:t>2</w:t>
+            </w:r>
+            <w:r>
+              <w:rPr>
+                <w:rFonts w:ascii="29LT Bukra Bold Italic" w:hAnsi="29LT Bukra Bold Italic" w:cs="29LT Bukra Bold Italic" w:hint="cs"/>
+                <w:b/>
+                <w:bCs/>
+                <w:sz w:val="20"/>
+                <w:szCs w:val="20"/>
+                <w:rtl/>
+              </w:rPr>
+              <w:t xml:space="preserve">1: </w:t>
+            </w:r>
+            <w:r>
+              <w:rPr>
+                <w:rFonts w:ascii="29LT Bukra Bold Italic" w:hAnsi="29LT Bukra Bold Italic" w:cs="29LT Bukra Bold Italic" w:hint="cs"/>
+                <w:b/>
+                <w:bCs/>
+                <w:sz w:val="20"/>
+                <w:szCs w:val="20"/>
+                <w:rtl/>
+              </w:rPr>
+              <w:t>5</w:t>
+            </w:r>
+            <w:r>
+              <w:rPr>
+                <w:rFonts w:ascii="29LT Bukra Bold Italic" w:hAnsi="29LT Bukra Bold Italic" w:cs="29LT Bukra Bold Italic" w:hint="cs"/>
+                <w:b/>
+                <w:bCs/>
+                <w:sz w:val="20"/>
+                <w:szCs w:val="20"/>
+                <w:rtl/>
+              </w:rPr>
+              <w:t>/1</w:t>
+            </w:r>
+            <w:r>
+              <w:rPr>
+                <w:rFonts w:ascii="29LT Bukra Bold Italic" w:hAnsi="29LT Bukra Bold Italic" w:cs="29LT Bukra Bold Italic" w:hint="cs"/>
+                <w:b/>
+                <w:bCs/>
+                <w:sz w:val="20"/>
+                <w:szCs w:val="20"/>
+                <w:rtl/>
+              </w:rPr>
+              <w:t>7</w:t>
             </w:r>
           </w:p>
         </w:tc>
@@ -5459,7 +6224,62 @@
                 <w:szCs w:val="20"/>
                 <w:rtl/>
               </w:rPr>
-              <w:t>14/12: 18/12</w:t>
+              <w:t>6</w:t>
+            </w:r>
+            <w:r>
+              <w:rPr>
+                <w:rFonts w:ascii="29LT Bukra Bold Italic" w:hAnsi="29LT Bukra Bold Italic" w:cs="29LT Bukra Bold Italic" w:hint="cs"/>
+                <w:b/>
+                <w:bCs/>
+                <w:sz w:val="20"/>
+                <w:szCs w:val="20"/>
+                <w:rtl/>
+              </w:rPr>
+              <w:t>/</w:t>
+            </w:r>
+            <w:r>
+              <w:rPr>
+                <w:rFonts w:ascii="29LT Bukra Bold Italic" w:hAnsi="29LT Bukra Bold Italic" w:cs="29LT Bukra Bold Italic" w:hint="cs"/>
+                <w:b/>
+                <w:bCs/>
+                <w:sz w:val="20"/>
+                <w:szCs w:val="20"/>
+                <w:rtl/>
+              </w:rPr>
+              <w:t>4</w:t>
+            </w:r>
+            <w:r>
+              <w:rPr>
+                <w:rFonts w:ascii="29LT Bukra Bold Italic" w:hAnsi="29LT Bukra Bold Italic" w:cs="29LT Bukra Bold Italic" w:hint="cs"/>
+                <w:b/>
+                <w:bCs/>
+                <w:sz w:val="20"/>
+                <w:szCs w:val="20"/>
+                <w:rtl/>
+              </w:rPr>
+              <w:t xml:space="preserve">: </w:t>
+            </w:r>
+            <w:r>
+              <w:rPr>
+                <w:rFonts w:ascii="29LT Bukra Bold Italic" w:hAnsi="29LT Bukra Bold Italic" w:cs="29LT Bukra Bold Italic" w:hint="cs"/>
+                <w:b/>
+                <w:bCs/>
+                <w:sz w:val="20"/>
+                <w:szCs w:val="20"/>
+                <w:rtl/>
+              </w:rPr>
+              <w:t>6</w:t>
+            </w:r>
+            <w:r>
+              <w:rPr>
+                <w:rFonts w:ascii="29LT Bukra Bold Italic" w:hAnsi="29LT Bukra Bold Italic" w:cs="29LT Bukra Bold Italic" w:hint="cs"/>
+                <w:b/>
+                <w:bCs/>
+                <w:sz w:val="20"/>
+                <w:szCs w:val="20"/>
+                <w:rtl/>
+              </w:rPr>
+              <w:t>/2</w:t>
             </w:r>
           </w:p>
         </w:tc>
@@ -6552,7 +7372,73 @@
                 <w:szCs w:val="20"/>
                 <w:rtl/>
               </w:rPr>
-              <w:t>21/12: 25/12</w:t>
+              <w:t>6</w:t>
+            </w:r>
+            <w:r>
+              <w:rPr>
+                <w:rFonts w:ascii="29LT Bukra Bold Italic" w:hAnsi="29LT Bukra Bold Italic" w:cs="29LT Bukra Bold Italic" w:hint="cs"/>
+                <w:b/>
+                <w:bCs/>
+                <w:sz w:val="20"/>
+                <w:szCs w:val="20"/>
+                <w:rtl/>
+              </w:rPr>
+              <w:t>/1</w:t>
+            </w:r>
+            <w:r>
+              <w:rPr>
+                <w:rFonts w:ascii="29LT Bukra Bold Italic" w:hAnsi="29LT Bukra Bold Italic" w:cs="29LT Bukra Bold Italic" w:hint="cs"/>
+                <w:b/>
+                <w:bCs/>
+                <w:sz w:val="20"/>
+                <w:szCs w:val="20"/>
+                <w:rtl/>
+              </w:rPr>
+              <w:t>1</w:t>
+            </w:r>
+            <w:r>
+              <w:rPr>
+                <w:rFonts w:ascii="29LT Bukra Bold Italic" w:hAnsi="29LT Bukra Bold Italic" w:cs="29LT Bukra Bold Italic" w:hint="cs"/>
+                <w:b/>
+                <w:bCs/>
+                <w:sz w:val="20"/>
+                <w:szCs w:val="20"/>
+                <w:rtl/>
+              </w:rPr>
+              <w:t xml:space="preserve">: </w:t>
+            </w:r>
+            <w:r>
+              <w:rPr>
+                <w:rFonts w:ascii="29LT Bukra Bold Italic" w:hAnsi="29LT Bukra Bold Italic" w:cs="29LT Bukra Bold Italic" w:hint="cs"/>
+                <w:b/>
+                <w:bCs/>
+                <w:sz w:val="20"/>
+                <w:szCs w:val="20"/>
+                <w:rtl/>
+              </w:rPr>
+              <w:t>6</w:t>
+            </w:r>
+            <w:r>
+              <w:rPr>
+                <w:rFonts w:ascii="29LT Bukra Bold Italic" w:hAnsi="29LT Bukra Bold Italic" w:cs="29LT Bukra Bold Italic" w:hint="cs"/>
+                <w:b/>
+                <w:bCs/>
+                <w:sz w:val="20"/>
+                <w:szCs w:val="20"/>
+                <w:rtl/>
+              </w:rPr>
+              <w:t>/</w:t>
+            </w:r>
+            <w:r>
+              <w:rPr>
+                <w:rFonts w:ascii="29LT Bukra Bold Italic" w:hAnsi="29LT Bukra Bold Italic" w:cs="29LT Bukra Bold Italic" w:hint="cs"/>
+                <w:b/>
+                <w:bCs/>
+                <w:sz w:val="20"/>
+                <w:szCs w:val="20"/>
+                <w:rtl/>
+              </w:rPr>
+              <w:t>7</w:t>
             </w:r>
           </w:p>
         </w:tc>
@@ -6660,7 +7546,73 @@
                 <w:szCs w:val="20"/>
                 <w:rtl/>
               </w:rPr>
-              <w:t>28/12: 3/1</w:t>
+              <w:t>6</w:t>
+            </w:r>
+            <w:r>
+              <w:rPr>
+                <w:rFonts w:ascii="29LT Bukra Bold Italic" w:hAnsi="29LT Bukra Bold Italic" w:cs="29LT Bukra Bold Italic" w:hint="cs"/>
+                <w:b/>
+                <w:bCs/>
+                <w:sz w:val="20"/>
+                <w:szCs w:val="20"/>
+                <w:rtl/>
+              </w:rPr>
+              <w:t>/1</w:t>
+            </w:r>
+            <w:r>
+              <w:rPr>
+                <w:rFonts w:ascii="29LT Bukra Bold Italic" w:hAnsi="29LT Bukra Bold Italic" w:cs="29LT Bukra Bold Italic" w:hint="cs"/>
+                <w:b/>
+                <w:bCs/>
+                <w:sz w:val="20"/>
+                <w:szCs w:val="20"/>
+                <w:rtl/>
+              </w:rPr>
+              <w:t>8</w:t>
+            </w:r>
+            <w:r>
+              <w:rPr>
+                <w:rFonts w:ascii="29LT Bukra Bold Italic" w:hAnsi="29LT Bukra Bold Italic" w:cs="29LT Bukra Bold Italic" w:hint="cs"/>
+                <w:b/>
+                <w:bCs/>
+                <w:sz w:val="20"/>
+                <w:szCs w:val="20"/>
+                <w:rtl/>
+              </w:rPr>
+              <w:t xml:space="preserve">: </w:t>
+            </w:r>
+            <w:r>
+              <w:rPr>
+                <w:rFonts w:ascii="29LT Bukra Bold Italic" w:hAnsi="29LT Bukra Bold Italic" w:cs="29LT Bukra Bold Italic" w:hint="cs"/>
+                <w:b/>
+                <w:bCs/>
+                <w:sz w:val="20"/>
+                <w:szCs w:val="20"/>
+                <w:rtl/>
+              </w:rPr>
+              <w:t>6</w:t>
+            </w:r>
+            <w:r>
+              <w:rPr>
+                <w:rFonts w:ascii="29LT Bukra Bold Italic" w:hAnsi="29LT Bukra Bold Italic" w:cs="29LT Bukra Bold Italic" w:hint="cs"/>
+                <w:b/>
+                <w:bCs/>
+                <w:sz w:val="20"/>
+                <w:szCs w:val="20"/>
+                <w:rtl/>
+              </w:rPr>
+              <w:t>/1</w:t>
+            </w:r>
+            <w:r>
+              <w:rPr>
+                <w:rFonts w:ascii="29LT Bukra Bold Italic" w:hAnsi="29LT Bukra Bold Italic" w:cs="29LT Bukra Bold Italic" w:hint="cs"/>
+                <w:b/>
+                <w:bCs/>
+                <w:sz w:val="20"/>
+                <w:szCs w:val="20"/>
+                <w:rtl/>
+              </w:rPr>
+              <w:t>4</w:t>
             </w:r>
           </w:p>
         </w:tc>
@@ -6768,7 +7720,75 @@
                 <w:szCs w:val="20"/>
                 <w:rtl/>
               </w:rPr>
-              <w:t>6/1:  10/1</w:t>
+              <w:t>6/</w:t>
+            </w:r>
+            <w:proofErr w:type="gramStart"/>
+            <w:r>
+              <w:rPr>
+                <w:rFonts w:ascii="29LT Bukra Bold Italic" w:hAnsi="29LT Bukra Bold Italic" w:cs="29LT Bukra Bold Italic" w:hint="cs"/>
+                <w:b/>
+                <w:bCs/>
+                <w:sz w:val="20"/>
+                <w:szCs w:val="20"/>
+                <w:rtl/>
+              </w:rPr>
+              <w:t>25</w:t>
+            </w:r>
+            <w:r>
+              <w:rPr>
+                <w:rFonts w:ascii="29LT Bukra Bold Italic" w:hAnsi="29LT Bukra Bold Italic" w:cs="29LT Bukra Bold Italic" w:hint="cs"/>
+                <w:b/>
+                <w:bCs/>
+                <w:sz w:val="20"/>
+                <w:szCs w:val="20"/>
+                <w:rtl/>
+              </w:rPr>
+              <w:t xml:space="preserve">:  </w:t>
+            </w:r>
+            <w:r>
+              <w:rPr>
+                <w:rFonts w:ascii="29LT Bukra Bold Italic" w:hAnsi="29LT Bukra Bold Italic" w:cs="29LT Bukra Bold Italic" w:hint="cs"/>
+                <w:b/>
+                <w:bCs/>
+                <w:sz w:val="20"/>
+                <w:szCs w:val="20"/>
+                <w:rtl/>
+              </w:rPr>
+              <w:t>6</w:t>
+            </w:r>
+            <w:proofErr w:type="gramEnd"/>
+            <w:r>
+              <w:rPr>
+                <w:rFonts w:ascii="29LT Bukra Bold Italic" w:hAnsi="29LT Bukra Bold Italic" w:cs="29LT Bukra Bold Italic" w:hint="cs"/>
+                <w:b/>
+                <w:bCs/>
+                <w:sz w:val="20"/>
+                <w:szCs w:val="20"/>
+                <w:rtl/>
+              </w:rPr>
+              <w:t>/</w:t>
+            </w:r>
+            <w:r>
+              <w:rPr>
+                <w:rFonts w:ascii="29LT Bukra Bold Italic" w:hAnsi="29LT Bukra Bold Italic" w:cs="29LT Bukra Bold Italic" w:hint="cs"/>
+                <w:b/>
+                <w:bCs/>
+                <w:sz w:val="20"/>
+                <w:szCs w:val="20"/>
+                <w:rtl/>
+              </w:rPr>
+              <w:t>2</w:t>
+            </w:r>
+            <w:r>
+              <w:rPr>
+                <w:rFonts w:ascii="29LT Bukra Bold Italic" w:hAnsi="29LT Bukra Bold Italic" w:cs="29LT Bukra Bold Italic" w:hint="cs"/>
+                <w:b/>
+                <w:bCs/>
+                <w:sz w:val="20"/>
+                <w:szCs w:val="20"/>
+                <w:rtl/>
+              </w:rPr>
+              <w:t>1</w:t>
             </w:r>
           </w:p>
         </w:tc>
